--- a/do_not_use/modelli_doc/02modellodatimodulodatibase.docx
+++ b/do_not_use/modelli_doc/02modellodatimodulodatibase.docx
@@ -424,7 +424,7 @@
           <w:sz w:val="32"/>
           <w:szCs w:val="32"/>
         </w:rPr>
-        <w:t xml:space="preserve">  unità didattiche </w:t>
+        <w:t xml:space="preserve">  unità di apprendimento </w:t>
       </w:r>
       <w:r>
         <w:rPr>
